--- a/docs/LaughTail-Command-Book.docx
+++ b/docs/LaughTail-Command-Book.docx
@@ -24,7 +24,7 @@
           <w:i/>
           <w:color w:val="595959"/>
         </w:rPr>
-        <w:t xml:space="preserve">Generated 2026-08-26 21:08 by scripts/gen-command-book.ps1. Regenerate rather than editing this file by hand - a command book that disagrees with the server is worse than none.</w:t>
+        <w:t xml:space="preserve">Generated 2026-08-27 03:18 by scripts/gen-command-book.ps1. Regenerate rather than editing this file by hand - a command book that disagrees with the server is worse than none.</w:t>
       </w:r>
     </w:p>
     <w:p>

--- a/docs/LaughTail-Command-Book.docx
+++ b/docs/LaughTail-Command-Book.docx
@@ -24,7 +24,7 @@
           <w:i/>
           <w:color w:val="595959"/>
         </w:rPr>
-        <w:t xml:space="preserve">Generated 2026-08-27 03:18 by scripts/gen-command-book.ps1. Regenerate rather than editing this file by hand - a command book that disagrees with the server is worse than none.</w:t>
+        <w:t xml:space="preserve">Generated 2026-08-27 05:24 by scripts/gen-command-book.ps1. Regenerate rather than editing this file by hand - a command book that disagrees with the server is worse than none.</w:t>
       </w:r>
     </w:p>
     <w:p>
@@ -1900,7 +1900,7 @@
           <w:i/>
           <w:color w:val="595959"/>
         </w:rPr>
-        <w:t xml:space="preserve">Prices move with trade, inside a band of plus or minus 40% of a base price. Buying pushes a price up, selling pushes it down, and prices drift back toward normal at 5% an hour.</w:t>
+        <w:t xml:space="preserve">Prices move with trade, inside a band of plus or minus 20% of a base price. Buying pushes a price up, selling pushes it down, and prices drift back toward normal at 5% an hour.</w:t>
       </w:r>
     </w:p>
     <w:p>
@@ -1924,7 +1924,7 @@
           <w:i/>
           <w:color w:val="595959"/>
         </w:rPr>
-        <w:t xml:space="preserve">Buying something and selling it straight back always loses 12%. That is deliberate and it is checked automatically: every recipe on the server is audited on every restart for any way to turn Berries into more Berries, and if one is found the shop closes itself.</w:t>
+        <w:t xml:space="preserve">The shop sells at the listed price and buys back at HALF of it, so something listed at 200 pays 100 when you sell one. Buying and selling straight back therefore loses half its value. That is deliberate and it is checked automatically: every recipe on the server is audited on every restart for any way to turn Berries into more Berries, and if one is found the shop closes itself.</w:t>
       </w:r>
     </w:p>
     <w:p>
